--- a/ru/wisdom-stories/choose-justice.docx
+++ b/ru/wisdom-stories/choose-justice.docx
@@ -133,7 +133,7 @@
           <w:bCs/>
           <w:lang/>
         </w:rPr>
-        <w:t>Мораль: Любовь, мир и справедливость — не просто пожелания, а ценности, которые должны жить в нашем повседневном выборе. Выбирать их и отстаивать своими поступками — наша ответственность.</w:t>
+        <w:t>Мораль: Любовь, мир и справедливость — не просто пожелания, а ценности, которыми стоит руководствоваться каждый день. Выбирать их и отстаивать своими поступками — наша ответственность.</w:t>
       </w:r>
     </w:p>
     <w:p>
